--- a/source_verified_v2/documents/ESI_20260925_Round2/Documents/ESI_MainText.docx
+++ b/source_verified_v2/documents/ESI_20260925_Round2/Documents/ESI_MainText.docx
@@ -821,7 +821,7 @@
           <w:rFonts w:ascii="Times New Roman" w:hAnsi="Times New Roman"/>
           <w:sz w:val="24"/>
         </w:rPr>
-        <w:t>Reliable comparison of seismic phase pickers requires traceable data identities and inspectable relationships between training observations and derived predictions. We present a reproducible evaluation workflow linking waveform fingerprints, earthquake-source groups, out-of-fold feature construction, model provenance and numerical verification. An exhaustive audit of the local STanford EArthquake Dataset archive uniquely matches 2,234 retained waveforms to 1,477 sources. A tested export profile also regenerates all 2,234 retained CSV byte hashes. A fixed source-disjoint split contains 330 test records from 221 sources. Fresh replay loads all 106 checkpoints, reproduces 18,528 out-of-fold and 1,980 test feature tensors, and recovers 70 test prediction sets; independent calculations reproduce 1,260 metric rows. Synthetic examples demonstrate rejection of invalid source membership, augmentation lineage, feature order and artifact bytes. Temporal stacking and a PhaseNet-style baseline provide a case study of component access. On this fixed split, stacking achieves accepted-pick F1 scores within 100 ms of 0.8268/0.5536 for compressional/shear arrivals with three components and 0.8134/0.2686 with vertical input alone. The shear-phase difference is 0.2850, with a conditional source-cluster 95% interval of 0.2293–0.3418. The baseline has a supported compressional-phase advantage; primary shear-phase method-comparison intervals include zero. The contribution is an executable connection between identity, data lineage and evaluation, rather than a new stacking algorithm. Historical development exposure prevents an independent-confirmation claim. One fixed split, limited unseen-station observations and unresolved historical selection decisions constrain predictive interpretation.</w:t>
+        <w:t>Reliable comparison of seismic phase pickers requires traceable data identities and inspectable relationships between training observations and derived predictions. We present an executable evaluation methodology linking waveform fingerprints, earthquake-source groups, out-of-fold feature construction, model provenance and numerical verification. An exhaustive audit of the local STanford EArthquake Dataset archive uniquely matches 2,234 retained waveforms to 1,477 sources. A tested export profile also regenerates all 2,234 retained CSV byte hashes. A fixed source-disjoint split contains 330 test records from 221 sources. Fresh replay loads all 106 checkpoints, reproduces 18,528 out-of-fold and 1,980 test feature tensors, and recovers 70 test prediction sets; independent calculations reproduce 1,260 metric rows. Synthetic examples demonstrate rejection of invalid source membership, augmentation lineage, feature order and artifact bytes. Temporal stacking and a PhaseNet-style baseline provide a case study of component access. On this fixed split, stacking achieves accepted-pick F1 scores within 100 ms of 0.8268/0.5536 for compressional/shear arrivals with three components and 0.8134/0.2686 with vertical input alone. The shear-phase difference is 0.2850, with a conditional source-cluster 95% interval of 0.2293–0.3418. The baseline has a supported compressional-phase advantage; primary shear-phase method-comparison intervals include zero. The contribution is an executable connection between identity, data lineage and evaluation, rather than a new stacking algorithm. Historical development exposure prevents an independent-confirmation claim. One fixed split, limited unseen-station observations and unresolved historical selection decisions constrain predictive interpretation.</w:t>
       </w:r>
     </w:p>
     <w:p>
@@ -1063,7 +1063,7 @@
           <w:rFonts w:ascii="Times New Roman" w:hAnsi="Times New Roman"/>
           <w:sz w:val="24"/>
         </w:rPr>
-        <w:t>The study addresses three questions: RQ1, can retained exports be linked uniquely to waveform records and earthquake sources in the local archive; RQ2, can those identities be followed through grouped fitting, out-of-fold features and fixed-model replay; and RQ3, what component-access and method comparisons are supported on the fixed split? The contribution is a case-tested integration of identity resolution, executable membership and feature contracts, and numerical verification. These established techniques are connected across the pipeline rather than proposed as new algorithms. Successful replay is distinguished from independent predictive confirmation.</w:t>
+        <w:t>The study addresses three questions: RQ1, can retained exports be linked uniquely to waveform records and earthquake sources in the local archive; RQ2, can those identities be followed through grouped fitting, out-of-fold features and fixed-model replay; and RQ3, what component-access and method comparisons are supported on the fixed split? The methodological contribution is a case-tested integration of identity resolution, executable membership and feature contracts, and numerical verification. These established techniques are connected across the pipeline rather than proposed as new algorithms. Successful replay is distinguished from independent predictive confirmation.</w:t>
       </w:r>
     </w:p>
     <w:p>

--- a/source_verified_v2/documents/ESI_20260925_Round2/Documents/ESI_MainText.docx
+++ b/source_verified_v2/documents/ESI_20260925_Round2/Documents/ESI_MainText.docx
@@ -9273,6 +9273,18 @@
     </w:p>
     <w:p>
       <w:pPr>
+        <w:spacing w:line="360" w:lineRule="auto" w:after="120"/>
+      </w:pPr>
+      <w:r>
+        <w:rPr>
+          <w:rFonts w:ascii="Times New Roman" w:hAnsi="Times New Roman"/>
+          <w:sz w:val="24"/>
+        </w:rPr>
+        <w:t>Checkpoint inspection gives 16,611 trainable parameters for CNN, 10,467 for TCN, 108,355 for the full 15-channel I-CNN and 269,051 for PhaseNetMatched, identically in both component modes. Counts include biases and batch-normalization scale/offset, but exclude running statistics. The 106 recorded fit durations sum to approximately 16.73 h; this is cumulative successful-fit wall-clock time, not end-to-end pipeline time. Preparation, OOF generation, evaluation, checkpoint serialization and interrupted attempts are excluded. Per-model durations and ablation counts appear in Online Resource 1, Table S31. A complete replay wall-clock measurement is unavailable; a retained partial-run timer is explicitly scoped in that resource.</w:t>
+      </w:r>
+    </w:p>
+    <w:p>
+      <w:pPr>
         <w:keepNext/>
         <w:spacing w:after="120" w:line="360" w:lineRule="auto"/>
       </w:pPr>
@@ -9878,7 +9890,7 @@
                 <w:b w:val="0"/>
                 <w:sz w:val="18"/>
               </w:rPr>
-              <w:t>Zonly</w:t>
+              <w:t>Z-only</w:t>
             </w:r>
           </w:p>
         </w:tc>
@@ -10120,7 +10132,7 @@
                 <w:b w:val="0"/>
                 <w:sz w:val="18"/>
               </w:rPr>
-              <w:t>Zonly</w:t>
+              <w:t>Z-only</w:t>
             </w:r>
           </w:p>
         </w:tc>
@@ -10391,7 +10403,7 @@
                 <w:b w:val="0"/>
                 <w:sz w:val="18"/>
               </w:rPr>
-              <w:t>Stack Full3C minus Zonly</w:t>
+              <w:t>Stack Full3C minus Z-only</w:t>
             </w:r>
           </w:p>
         </w:tc>
@@ -10476,7 +10488,7 @@
                 <w:b w:val="0"/>
                 <w:sz w:val="18"/>
               </w:rPr>
-              <w:t>PhaseNet Full3C minus Zonly</w:t>
+              <w:t>PhaseNetMatched Full3C minus Z-only</w:t>
             </w:r>
           </w:p>
         </w:tc>
@@ -10561,7 +10573,7 @@
                 <w:b w:val="0"/>
                 <w:sz w:val="18"/>
               </w:rPr>
-              <w:t>Stack minus PhaseNet Full3C</w:t>
+              <w:t>Stack minus PhaseNetMatched Full3C</w:t>
             </w:r>
           </w:p>
         </w:tc>
@@ -10646,7 +10658,7 @@
                 <w:b w:val="0"/>
                 <w:sz w:val="18"/>
               </w:rPr>
-              <w:t>Stack minus PhaseNet Zonly</w:t>
+              <w:t>Stack minus PhaseNetMatched Z-only</w:t>
             </w:r>
           </w:p>
         </w:tc>
@@ -10731,7 +10743,7 @@
                 <w:b w:val="0"/>
                 <w:sz w:val="18"/>
               </w:rPr>
-              <w:t>Stack Full3C minus Zonly</w:t>
+              <w:t>Stack Full3C minus Z-only</w:t>
             </w:r>
           </w:p>
         </w:tc>
@@ -10816,7 +10828,7 @@
                 <w:b w:val="0"/>
                 <w:sz w:val="18"/>
               </w:rPr>
-              <w:t>PhaseNet Full3C minus Zonly</w:t>
+              <w:t>PhaseNetMatched Full3C minus Z-only</w:t>
             </w:r>
           </w:p>
         </w:tc>
@@ -10901,7 +10913,7 @@
                 <w:b w:val="0"/>
                 <w:sz w:val="18"/>
               </w:rPr>
-              <w:t>Stack minus PhaseNet Full3C</w:t>
+              <w:t>Stack minus PhaseNetMatched Full3C</w:t>
             </w:r>
           </w:p>
         </w:tc>
@@ -10986,7 +10998,7 @@
                 <w:b w:val="0"/>
                 <w:sz w:val="18"/>
               </w:rPr>
-              <w:t>Stack minus PhaseNet Zonly</w:t>
+              <w:t>Stack minus PhaseNetMatched Z-only</w:t>
             </w:r>
           </w:p>
         </w:tc>
@@ -12508,7 +12520,7 @@
           <w:rFonts w:ascii="Times New Roman" w:hAnsi="Times New Roman"/>
           <w:sz w:val="24"/>
         </w:rPr>
-        <w:t>Online Resource 1 (ESM_1.pdf) contains supplementary figures S1–S14 and tables S1–S30, covering feature statistics, secondary base-42 results, hyperparameters, provenance, historical roles, replay and sensitivity diagnostics. The accompanying reconstruction script and receipts document the HDF5-to-CSV check.</w:t>
+        <w:t>Online Resource 1 (ESM_1.pdf) contains supplementary figures S1–S14 and tables S1–S31, covering feature statistics, secondary base-42 results, hyperparameters, provenance, historical roles, replay and sensitivity diagnostics. The accompanying reconstruction script and receipts document the HDF5-to-CSV check.</w:t>
       </w:r>
     </w:p>
     <w:p>
